--- a/prototype/参考文档/2、开课管理/05_课程班管理/04_授课确认（教师端）/授课确认（教师端）20260909V2/授课确认（教师端）20260909V2.docx
+++ b/prototype/参考文档/2、开课管理/05_课程班管理/04_授课确认（教师端）/授课确认（教师端）20260909V2/授课确认（教师端）20260909V2.docx
@@ -36,41 +36,7 @@
           <w:color w:val="475569"/>
           <w:sz w:val="19"/>
         </w:rPr>
-        <w:t xml:space="preserve"> 20260909V2 · 关闭已拍板 UC · </w:t>
-      </w:r>
-      <w:r>
-        <w:rPr>
-          <w:rFonts w:ascii="宋体" w:hAnsi="宋体" w:eastAsia="宋体"/>
-          <w:b/>
-          <w:sz w:val="19"/>
-        </w:rPr>
-        <w:t>创建日期：</w:t>
-      </w:r>
-      <w:r>
-        <w:rPr>
-          <w:rFonts w:ascii="宋体" w:hAnsi="宋体" w:eastAsia="宋体"/>
-          <w:b w:val="0"/>
-          <w:color w:val="475569"/>
-          <w:sz w:val="19"/>
-        </w:rPr>
-        <w:t xml:space="preserve"> 2026 年 9 月 2 日 · </w:t>
-      </w:r>
-      <w:r>
-        <w:rPr>
-          <w:rFonts w:ascii="宋体" w:hAnsi="宋体" w:eastAsia="宋体"/>
-          <w:b/>
-          <w:sz w:val="19"/>
-        </w:rPr>
-        <w:t>完整重写覆盖：</w:t>
-      </w:r>
-      <w:r>
-        <w:rPr>
-          <w:rFonts w:ascii="宋体" w:hAnsi="宋体" w:eastAsia="宋体"/>
-          <w:b w:val="0"/>
-          <w:color w:val="475569"/>
-          <w:sz w:val="19"/>
-        </w:rPr>
-        <w:t xml:space="preserve"> 2026 年 9 月 3 日</w:t>
+        <w:t xml:space="preserve"> 20260909V2</w:t>
       </w:r>
     </w:p>
     <w:p>
@@ -140,6 +106,50 @@
           <w:sz w:val="19"/>
         </w:rPr>
         <w:t xml:space="preserve"> 可见 UI 文案 + tip/alert；本版相对上一薄版为完整重写（覆盖同文件夹）</w:t>
+      </w:r>
+    </w:p>
+    <w:p>
+      <w:pPr>
+        <w:spacing w:before="40" w:after="160"/>
+        <w:ind w:left="227"/>
+      </w:pPr>
+      <w:r>
+        <w:rPr>
+          <w:rFonts w:ascii="宋体" w:hAnsi="宋体" w:eastAsia="宋体"/>
+          <w:b/>
+          <w:sz w:val="19"/>
+        </w:rPr>
+        <w:t>修订记录：</w:t>
+      </w:r>
+    </w:p>
+    <w:p>
+      <w:pPr>
+        <w:spacing w:before="40" w:after="160"/>
+        <w:ind w:left="227"/>
+      </w:pPr>
+      <w:r>
+        <w:rPr>
+          <w:rFonts w:ascii="宋体" w:hAnsi="宋体" w:eastAsia="宋体"/>
+          <w:b w:val="0"/>
+          <w:color w:val="475569"/>
+          <w:sz w:val="19"/>
+        </w:rPr>
+        <w:t>- 2026-09-02 创建</w:t>
+      </w:r>
+    </w:p>
+    <w:p>
+      <w:pPr>
+        <w:spacing w:before="40" w:after="160"/>
+        <w:ind w:left="227"/>
+      </w:pPr>
+      <w:r>
+        <w:rPr>
+          <w:rFonts w:ascii="宋体" w:hAnsi="宋体" w:eastAsia="宋体"/>
+          <w:b w:val="0"/>
+          <w:color w:val="475569"/>
+          <w:sz w:val="19"/>
+        </w:rPr>
+        <w:t>- 2026-09-03 完整重写覆盖；关闭已拍板 UC</w:t>
       </w:r>
     </w:p>
     <w:p>
